--- a/assets/cv/Olusola_Ogundepo_CV.docx
+++ b/assets/cv/Olusola_Ogundepo_CV.docx
@@ -4904,20 +4904,11 @@
         <w:ind w:left="540"/>
       </w:pPr>
       <w:r>
-        <w:t>Top Performing and Engaging Personnel Award</w:t>
+        <w:t>Mastercard Foundation Scholarship</w:t>
       </w:r>
       <w:r>
         <w:tab/>
-      </w:r>
-      <w:r>
-        <w:rPr>
-          <w:rStyle w:val="Hyperlink"/>
-          <w:i/>
-          <w:iCs/>
-          <w:color w:val="161D6F"/>
-          <w:u w:val="none"/>
-        </w:rPr>
-        <w:t>(2024)</w:t>
+        <w:t>(2025)</w:t>
       </w:r>
     </w:p>
     <w:p>
@@ -4929,17 +4920,13 @@
         </w:numPr>
         <w:tabs>
           <w:tab w:val="clear" w:pos="8370"/>
-          <w:tab w:val="left" w:pos="4395"/>
           <w:tab w:val="left" w:pos="9810"/>
         </w:tabs>
         <w:spacing w:line="360" w:lineRule="auto"/>
         <w:ind w:left="540"/>
       </w:pPr>
       <w:r>
-        <w:t>Spark9ja x DataCamp Scholarship</w:t>
-      </w:r>
-      <w:r>
-        <w:tab/>
+        <w:t>Top Performing and Engaging Personnel Award</w:t>
       </w:r>
       <w:r>
         <w:tab/>
@@ -4964,6 +4951,41 @@
         </w:numPr>
         <w:tabs>
           <w:tab w:val="clear" w:pos="8370"/>
+          <w:tab w:val="left" w:pos="4395"/>
+          <w:tab w:val="left" w:pos="9810"/>
+        </w:tabs>
+        <w:spacing w:line="360" w:lineRule="auto"/>
+        <w:ind w:left="540"/>
+      </w:pPr>
+      <w:r>
+        <w:t>Spark9ja x DataCamp Scholarship</w:t>
+      </w:r>
+      <w:r>
+        <w:tab/>
+      </w:r>
+      <w:r>
+        <w:tab/>
+      </w:r>
+      <w:r>
+        <w:rPr>
+          <w:rStyle w:val="Hyperlink"/>
+          <w:i/>
+          <w:iCs/>
+          <w:color w:val="161D6F"/>
+          <w:u w:val="none"/>
+        </w:rPr>
+        <w:t>(2024)</w:t>
+      </w:r>
+    </w:p>
+    <w:p>
+      <w:pPr>
+        <w:pStyle w:val="ListParagraph"/>
+        <w:numPr>
+          <w:ilvl w:val="0"/>
+          <w:numId w:val="42"/>
+        </w:numPr>
+        <w:tabs>
+          <w:tab w:val="clear" w:pos="8370"/>
           <w:tab w:val="left" w:pos="9810"/>
         </w:tabs>
         <w:ind w:left="540"/>
@@ -5017,6 +5039,11 @@
         </w:tabs>
         <w:spacing w:line="360" w:lineRule="auto"/>
         <w:ind w:left="540"/>
+        <w:rPr>
+          <w:rStyle w:val="Hyperlink"/>
+          <w:color w:val="auto"/>
+          <w:u w:val="none"/>
+        </w:rPr>
       </w:pPr>
       <w:r>
         <w:t>ALX-T Data Analyst Nano degree scholarship</w:t>
@@ -5033,6 +5060,28 @@
           <w:u w:val="none"/>
         </w:rPr>
         <w:t>(2022)</w:t>
+      </w:r>
+    </w:p>
+    <w:p>
+      <w:pPr>
+        <w:pStyle w:val="ListParagraph"/>
+        <w:numPr>
+          <w:ilvl w:val="0"/>
+          <w:numId w:val="42"/>
+        </w:numPr>
+        <w:tabs>
+          <w:tab w:val="clear" w:pos="8370"/>
+          <w:tab w:val="left" w:pos="9810"/>
+        </w:tabs>
+        <w:spacing w:line="360" w:lineRule="auto"/>
+        <w:ind w:left="540"/>
+      </w:pPr>
+      <w:r>
+        <w:t>I-Youth Scholarship in Partnership with Coursera</w:t>
+      </w:r>
+      <w:r>
+        <w:tab/>
+        <w:t>(2021)</w:t>
       </w:r>
     </w:p>
     <w:p>
@@ -6712,22 +6761,22 @@
 <w:numbering xmlns:wpc="http://schemas.microsoft.com/office/word/2010/wordprocessingCanvas" xmlns:cx="http://schemas.microsoft.com/office/drawing/2014/chartex" xmlns:cx1="http://schemas.microsoft.com/office/drawing/2015/9/8/chartex" xmlns:cx2="http://schemas.microsoft.com/office/drawing/2015/10/21/chartex" xmlns:cx3="http://schemas.microsoft.com/office/drawing/2016/5/9/chartex" xmlns:cx4="http://schemas.microsoft.com/office/drawing/2016/5/10/chartex" xmlns:cx5="http://schemas.microsoft.com/office/drawing/2016/5/11/chartex" xmlns:cx6="http://schemas.microsoft.com/office/drawing/2016/5/12/chartex" xmlns:cx7="http://schemas.microsoft.com/office/drawing/2016/5/13/chartex" xmlns:cx8="http://schemas.microsoft.com/office/drawing/2016/5/14/chartex" xmlns:mc="http://schemas.openxmlformats.org/markup-compatibility/2006" xmlns:aink="http://schemas.microsoft.com/office/drawing/2016/ink" xmlns:am3d="http://schemas.microsoft.com/office/drawing/2017/model3d" xmlns:o="urn:schemas-microsoft-com:office:office" xmlns:r="http://schemas.openxmlformats.org/officeDocument/2006/relationships" xmlns:m="http://schemas.openxmlformats.org/officeDocument/2006/math" xmlns:v="urn:schemas-microsoft-com:vml" xmlns:wp14="http://schemas.microsoft.com/office/word/2010/wordprocessingDrawing" xmlns:wp="http://schemas.openxmlformats.org/drawingml/2006/wordprocessingDrawing" xmlns:w10="urn:schemas-microsoft-com:office:word" xmlns:w="http://schemas.openxmlformats.org/wordprocessingml/2006/main" xmlns:w14="http://schemas.microsoft.com/office/word/2010/wordml" xmlns:w15="http://schemas.microsoft.com/office/word/2012/wordml" xmlns:w16cex="http://schemas.microsoft.com/office/word/2018/wordml/cex" xmlns:w16cid="http://schemas.microsoft.com/office/word/2016/wordml/cid" xmlns:w16="http://schemas.microsoft.com/office/word/2018/wordml" xmlns:w16sdtdh="http://schemas.microsoft.com/office/word/2020/wordml/sdtdatahash" xmlns:w16se="http://schemas.microsoft.com/office/word/2015/wordml/symex" xmlns:wpg="http://schemas.microsoft.com/office/word/2010/wordprocessingGroup" xmlns:wpi="http://schemas.microsoft.com/office/word/2010/wordprocessingInk" xmlns:wne="http://schemas.microsoft.com/office/word/2006/wordml" xmlns:wps="http://schemas.microsoft.com/office/word/2010/wordprocessingShape" mc:Ignorable="w14 w15 w16se w16cid w16 w16cex w16sdtdh wp14">
   <w:numPicBullet w:numPicBulletId="0">
     <w:pict>
-      <v:rect id="_x0000_i1362" style="width:0;height:1.5pt" o:hralign="center" o:bullet="t" o:hrstd="t" o:hr="t" fillcolor="#a0a0a0" stroked="f"/>
+      <v:rect id="_x0000_i1094" style="width:0;height:1.5pt" o:hralign="center" o:bullet="t" o:hrstd="t" o:hr="t" fillcolor="#a0a0a0" stroked="f"/>
     </w:pict>
   </w:numPicBullet>
   <w:numPicBullet w:numPicBulletId="1">
     <w:pict>
-      <v:rect id="_x0000_i1363" style="width:0;height:1.5pt" o:hralign="center" o:bullet="t" o:hrstd="t" o:hr="t" fillcolor="#a0a0a0" stroked="f"/>
+      <v:rect id="_x0000_i1095" style="width:0;height:1.5pt" o:hralign="center" o:bullet="t" o:hrstd="t" o:hr="t" fillcolor="#a0a0a0" stroked="f"/>
     </w:pict>
   </w:numPicBullet>
   <w:numPicBullet w:numPicBulletId="2">
     <w:pict>
-      <v:rect id="_x0000_i1364" style="width:0;height:1.5pt" o:hralign="center" o:bullet="t" o:hrstd="t" o:hr="t" fillcolor="#a0a0a0" stroked="f"/>
+      <v:rect id="_x0000_i1096" style="width:0;height:1.5pt" o:hralign="center" o:bullet="t" o:hrstd="t" o:hr="t" fillcolor="#a0a0a0" stroked="f"/>
     </w:pict>
   </w:numPicBullet>
   <w:numPicBullet w:numPicBulletId="3">
     <w:pict>
-      <v:rect id="_x0000_i1365" style="width:0;height:1.5pt" o:hralign="center" o:bullet="t" o:hrstd="t" o:hr="t" fillcolor="#a0a0a0" stroked="f"/>
+      <v:rect id="_x0000_i1097" style="width:0;height:1.5pt" o:hralign="center" o:bullet="t" o:hrstd="t" o:hr="t" fillcolor="#a0a0a0" stroked="f"/>
     </w:pict>
   </w:numPicBullet>
   <w:abstractNum w:abstractNumId="0" w15:restartNumberingAfterBreak="0">
